--- a/Final Project/MediaWave Streaming - Planner.docx
+++ b/Final Project/MediaWave Streaming - Planner.docx
@@ -107,7 +107,7 @@
           <w:kern w:val="0"/>
           <w14:ligatures w14:val="none"/>
         </w:rPr>
-        <w:t>Quang</w:t>
+        <w:t>one makes c</w:t>
       </w:r>
       <w:r>
         <w:rPr>
@@ -338,7 +338,7 @@
           <w:noProof/>
           <w:kern w:val="0"/>
         </w:rPr>
-        <w:pict w14:anchorId="31F1C71C">
+        <w:pict w14:anchorId="52E35B7A">
           <v:rect id="_x0000_i1034" alt="" style="width:468pt;height:.05pt;mso-width-percent:0;mso-height-percent:0;mso-width-percent:0;mso-height-percent:0" o:hralign="center" o:hrstd="t" o:hr="t" fillcolor="#a0a0a0" stroked="f"/>
         </w:pict>
       </w:r>
@@ -807,6 +807,7 @@
           <w:kern w:val="0"/>
           <w14:ligatures w14:val="none"/>
         </w:rPr>
+        <w:lastRenderedPageBreak/>
         <w:t xml:space="preserve">Add a "Stage 3" section to </w:t>
       </w:r>
       <w:r>
@@ -847,7 +848,6 @@
           <w:kern w:val="0"/>
           <w14:ligatures w14:val="none"/>
         </w:rPr>
-        <w:lastRenderedPageBreak/>
         <w:t xml:space="preserve">Write </w:t>
       </w:r>
       <w:r>
@@ -1349,7 +1349,7 @@
           <w:noProof/>
           <w:kern w:val="0"/>
         </w:rPr>
-        <w:pict w14:anchorId="5D58CE31">
+        <w:pict w14:anchorId="1F2FFF31">
           <v:rect id="_x0000_i1033" alt="" style="width:468pt;height:.05pt;mso-width-percent:0;mso-height-percent:0;mso-width-percent:0;mso-height-percent:0" o:hralign="center" o:hrstd="t" o:hr="t" fillcolor="#a0a0a0" stroked="f"/>
         </w:pict>
       </w:r>
@@ -1728,6 +1728,7 @@
           <w:kern w:val="0"/>
           <w14:ligatures w14:val="none"/>
         </w:rPr>
+        <w:lastRenderedPageBreak/>
         <w:t>Yusuke</w:t>
       </w:r>
       <w:r>
@@ -1760,7 +1761,6 @@
           <w:kern w:val="0"/>
           <w14:ligatures w14:val="none"/>
         </w:rPr>
-        <w:lastRenderedPageBreak/>
         <w:t xml:space="preserve">Create </w:t>
       </w:r>
       <w:r>
@@ -2706,6 +2706,7 @@
           <w:kern w:val="0"/>
           <w14:ligatures w14:val="none"/>
         </w:rPr>
+        <w:lastRenderedPageBreak/>
         <w:t>D: Airflow showing skeleton DAG</w:t>
       </w:r>
     </w:p>
@@ -2746,8 +2747,7 @@
           <w:noProof/>
           <w:kern w:val="0"/>
         </w:rPr>
-        <w:lastRenderedPageBreak/>
-        <w:pict w14:anchorId="74295297">
+        <w:pict w14:anchorId="67993448">
           <v:rect id="_x0000_i1032" alt="" style="width:468pt;height:.05pt;mso-width-percent:0;mso-height-percent:0;mso-width-percent:0;mso-height-percent:0" o:hralign="center" o:hrstd="t" o:hr="t" fillcolor="#a0a0a0" stroked="f"/>
         </w:pict>
       </w:r>
@@ -3528,6 +3528,7 @@
           <w:kern w:val="0"/>
           <w14:ligatures w14:val="none"/>
         </w:rPr>
+        <w:lastRenderedPageBreak/>
         <w:t>Alex</w:t>
       </w:r>
       <w:r>
@@ -3560,7 +3561,6 @@
           <w:kern w:val="0"/>
           <w14:ligatures w14:val="none"/>
         </w:rPr>
-        <w:lastRenderedPageBreak/>
         <w:t xml:space="preserve">Replace </w:t>
       </w:r>
       <w:r>
@@ -4075,7 +4075,7 @@
           <w:noProof/>
           <w:kern w:val="0"/>
         </w:rPr>
-        <w:pict w14:anchorId="56B792FC">
+        <w:pict w14:anchorId="23F4044A">
           <v:rect id="_x0000_i1031" alt="" style="width:468pt;height:.05pt;mso-width-percent:0;mso-height-percent:0;mso-width-percent:0;mso-height-percent:0" o:hralign="center" o:hrstd="t" o:hr="t" fillcolor="#a0a0a0" stroked="f"/>
         </w:pict>
       </w:r>
@@ -4556,6 +4556,7 @@
           <w:kern w:val="0"/>
           <w14:ligatures w14:val="none"/>
         </w:rPr>
+        <w:lastRenderedPageBreak/>
         <w:t>Aggregation 1: top content by genre per week (</w:t>
       </w:r>
       <w:r>
@@ -4614,7 +4615,6 @@
           <w:kern w:val="0"/>
           <w14:ligatures w14:val="none"/>
         </w:rPr>
-        <w:lastRenderedPageBreak/>
         <w:t>Aggregation 2: completion rate by subscription tier (</w:t>
       </w:r>
       <w:r>
@@ -5355,7 +5355,7 @@
           <w:noProof/>
           <w:kern w:val="0"/>
         </w:rPr>
-        <w:pict w14:anchorId="37AACC96">
+        <w:pict w14:anchorId="31112D1E">
           <v:rect id="_x0000_i1030" alt="" style="width:468pt;height:.05pt;mso-width-percent:0;mso-height-percent:0;mso-width-percent:0;mso-height-percent:0" o:hralign="center" o:hrstd="t" o:hr="t" fillcolor="#a0a0a0" stroked="f"/>
         </w:pict>
       </w:r>
@@ -5404,6 +5404,7 @@
           <w:kern w:val="0"/>
           <w14:ligatures w14:val="none"/>
         </w:rPr>
+        <w:lastRenderedPageBreak/>
         <w:t>Juan</w:t>
       </w:r>
       <w:r>
@@ -5436,7 +5437,6 @@
           <w:kern w:val="0"/>
           <w14:ligatures w14:val="none"/>
         </w:rPr>
-        <w:lastRenderedPageBreak/>
         <w:t xml:space="preserve">Pin all image versions in docker-compose (no </w:t>
       </w:r>
       <w:r>
@@ -6301,6 +6301,7 @@
           <w:kern w:val="0"/>
           <w14:ligatures w14:val="none"/>
         </w:rPr>
+        <w:lastRenderedPageBreak/>
         <w:t>Idempotency tested, SLA set, monitoring DAG live</w:t>
       </w:r>
     </w:p>
@@ -6341,8 +6342,7 @@
           <w:noProof/>
           <w:kern w:val="0"/>
         </w:rPr>
-        <w:lastRenderedPageBreak/>
-        <w:pict w14:anchorId="440FF1EA">
+        <w:pict w14:anchorId="371B25A3">
           <v:rect id="_x0000_i1029" alt="" style="width:468pt;height:.05pt;mso-width-percent:0;mso-height-percent:0;mso-width-percent:0;mso-height-percent:0" o:hralign="center" o:hrstd="t" o:hr="t" fillcolor="#a0a0a0" stroked="f"/>
         </w:pict>
       </w:r>
@@ -6973,6 +6973,7 @@
           <w:kern w:val="0"/>
           <w14:ligatures w14:val="none"/>
         </w:rPr>
+        <w:lastRenderedPageBreak/>
         <w:t>Repo clones and runs on fresh machine</w:t>
       </w:r>
     </w:p>
@@ -7035,8 +7036,7 @@
           <w:noProof/>
           <w:kern w:val="0"/>
         </w:rPr>
-        <w:lastRenderedPageBreak/>
-        <w:pict w14:anchorId="220F0CFE">
+        <w:pict w14:anchorId="59DDF406">
           <v:rect id="_x0000_i1028" alt="" style="width:468pt;height:.05pt;mso-width-percent:0;mso-height-percent:0;mso-width-percent:0;mso-height-percent:0" o:hralign="center" o:hrstd="t" o:hr="t" fillcolor="#a0a0a0" stroked="f"/>
         </w:pict>
       </w:r>
@@ -7407,7 +7407,7 @@
           <w:noProof/>
           <w:kern w:val="0"/>
         </w:rPr>
-        <w:pict w14:anchorId="31C8838C">
+        <w:pict w14:anchorId="420CB59F">
           <v:rect id="_x0000_i1027" alt="" style="width:468pt;height:.05pt;mso-width-percent:0;mso-height-percent:0;mso-width-percent:0;mso-height-percent:0" o:hralign="center" o:hrstd="t" o:hr="t" fillcolor="#a0a0a0" stroked="f"/>
         </w:pict>
       </w:r>
@@ -7782,6 +7782,7 @@
           <w:kern w:val="0"/>
           <w14:ligatures w14:val="none"/>
         </w:rPr>
+        <w:lastRenderedPageBreak/>
         <w:t>E:</w:t>
       </w:r>
       <w:r>
@@ -7828,8 +7829,7 @@
           <w:noProof/>
           <w:kern w:val="0"/>
         </w:rPr>
-        <w:lastRenderedPageBreak/>
-        <w:pict w14:anchorId="1CD0AF2A">
+        <w:pict w14:anchorId="73619C06">
           <v:rect id="_x0000_i1026" alt="" style="width:468pt;height:.05pt;mso-width-percent:0;mso-height-percent:0;mso-width-percent:0;mso-height-percent:0" o:hralign="center" o:hrstd="t" o:hr="t" fillcolor="#a0a0a0" stroked="f"/>
         </w:pict>
       </w:r>
@@ -8054,7 +8054,7 @@
           <w:noProof/>
           <w:kern w:val="0"/>
         </w:rPr>
-        <w:pict w14:anchorId="773B4CA9">
+        <w:pict w14:anchorId="2E3B3435">
           <v:rect id="_x0000_i1025" alt="" style="width:468pt;height:.05pt;mso-width-percent:0;mso-height-percent:0;mso-width-percent:0;mso-height-percent:0" o:hralign="center" o:hrstd="t" o:hr="t" fillcolor="#a0a0a0" stroked="f"/>
         </w:pict>
       </w:r>
@@ -8543,6 +8543,7 @@
           <w:kern w:val="0"/>
           <w14:ligatures w14:val="none"/>
         </w:rPr>
+        <w:lastRenderedPageBreak/>
         <w:t>[ ] Meaningful commit history, multiple contributors</w:t>
       </w:r>
     </w:p>
